--- a/Volume 1/Chapter 04 - Databases/SPA_Vol1_Ch4_Lesson4_3a_SQL_Basics_Extended.docx
+++ b/Volume 1/Chapter 04 - Databases/SPA_Vol1_Ch4_Lesson4_3a_SQL_Basics_Extended.docx
@@ -842,9 +842,129 @@
     </w:p>
     <w:p>
       <w:pPr>
+        <w:keepNext/>
+      </w:pPr>
+      <w:r>
+        <w:t>Next, let the tools create the Rust and Solidity project files, as in Lesson 4.0a. Remember, Cargo.toml describes the project: cargo init names it literal_query, and cargo add pins the mysql crate at exactly 28.0.3. The Connector Setup below deletes the starter src\main.rs after cargo fetch, because each program is its own file in src\bin. Remember, forge init makes the Solidity project; --empty leaves out the sample files, and --force lets it run in the folder you just made.</w:t>
+      </w:r>
+    </w:p>
+    <w:p>
+      <w:pPr>
+        <w:keepNext/>
+      </w:pPr>
+    </w:p>
+    <w:p>
+      <w:pPr>
+        <w:pStyle w:val="CommandBlock"/>
+        <w:keepNext/>
+      </w:pPr>
+      <w:r>
+        <w:t>cargo init .\rust --name literal_query --vcs none</w:t>
+      </w:r>
+    </w:p>
+    <w:p>
+      <w:pPr>
+        <w:pStyle w:val="CommandBlock"/>
+        <w:keepNext/>
+      </w:pPr>
+      <w:r>
+        <w:t>cargo add --manifest-path .\rust\Cargo.toml mysql@=28.0.3</w:t>
+      </w:r>
+    </w:p>
+    <w:p>
+      <w:pPr>
+        <w:pStyle w:val="CommandBlock"/>
+      </w:pPr>
+      <w:r>
+        <w:t>forge init .\solidity --empty --no-git --offline --force</w:t>
+      </w:r>
+    </w:p>
+    <w:p>
+      <w:pPr>
+        <w:keepNext/>
+      </w:pPr>
+    </w:p>
+    <w:p>
+      <w:r>
+        <w:t>Then type the Solidity project's settings file, foundry.toml; these scripts read and write no files, so it allows none. As in Chapter 1, notepad .\solidity\foundry.toml opens the file forge init wrote: replace its text with the file below, save it with Ctrl+S, and close Notepad.</w:t>
+      </w:r>
+    </w:p>
+    <w:p>
+      <w:pPr>
+        <w:keepNext/>
+      </w:pPr>
+    </w:p>
+    <w:p>
+      <w:pPr>
         <w:pStyle w:val="Heading3"/>
       </w:pPr>
       <w:r>
+        <w:t>solidity/foundry.toml</w:t>
+      </w:r>
+    </w:p>
+    <w:p>
+      <w:pPr>
+        <w:pStyle w:val="SourceCode"/>
+        <w:keepNext/>
+      </w:pPr>
+      <w:r>
+        <w:t>[profile.default]</w:t>
+      </w:r>
+    </w:p>
+    <w:p>
+      <w:pPr>
+        <w:pStyle w:val="SourceCode"/>
+        <w:keepNext/>
+      </w:pPr>
+      <w:r>
+        <w:t># The scripts in script/ are the only Solidity sources in this project.</w:t>
+      </w:r>
+    </w:p>
+    <w:p>
+      <w:pPr>
+        <w:pStyle w:val="SourceCode"/>
+        <w:keepNext/>
+      </w:pPr>
+      <w:r>
+        <w:t>src = "script"</w:t>
+      </w:r>
+    </w:p>
+    <w:p>
+      <w:pPr>
+        <w:pStyle w:val="SourceCode"/>
+        <w:keepNext/>
+      </w:pPr>
+      <w:r>
+        <w:t># forge install puts forge-std in lib/.</w:t>
+      </w:r>
+    </w:p>
+    <w:p>
+      <w:pPr>
+        <w:pStyle w:val="SourceCode"/>
+        <w:keepNext/>
+      </w:pPr>
+      <w:r>
+        <w:t>libs = ["lib"]</w:t>
+      </w:r>
+    </w:p>
+    <w:p>
+      <w:pPr>
+        <w:pStyle w:val="SourceCode"/>
+      </w:pPr>
+      <w:r>
+        <w:t># The scripts read and write no files, so no fs_permissions are needed.</w:t>
+      </w:r>
+    </w:p>
+    <w:p>
+      <w:pPr>
+        <w:keepNext/>
+      </w:pPr>
+    </w:p>
+    <w:p>
+      <w:pPr>
+        <w:pStyle w:val="Heading3"/>
+      </w:pPr>
+      <w:r>
         <w:t>Linux or macOS Project Setup</w:t>
       </w:r>
     </w:p>
@@ -893,8 +1013,62 @@
       </w:pPr>
     </w:p>
     <w:p>
-      <w:r>
-        <w:t>Save each source and supporting file from this lesson into the matching path in the project layout. As in Chapter 1, notepad .\rust\Cargo.toml creates and opens one: choose Yes, type the file, save it with Ctrl+S, and close Notepad (on Linux or macOS, nano ./rust/Cargo.toml: type the file, then save and close it with Ctrl+O, Enter, then Ctrl+X). The Linux commands leave out the assembly folder, because Linux Assembly is deferred.</w:t>
+      <w:pPr>
+        <w:keepNext/>
+      </w:pPr>
+      <w:r>
+        <w:t>Then create the Rust and Solidity project files with the same commands as on Windows.</w:t>
+      </w:r>
+    </w:p>
+    <w:p>
+      <w:pPr>
+        <w:keepNext/>
+      </w:pPr>
+    </w:p>
+    <w:p>
+      <w:pPr>
+        <w:pStyle w:val="CommandBlock"/>
+        <w:keepNext/>
+      </w:pPr>
+      <w:r>
+        <w:t>cargo init ./rust --name literal_query --vcs none</w:t>
+      </w:r>
+    </w:p>
+    <w:p>
+      <w:pPr>
+        <w:pStyle w:val="CommandBlock"/>
+        <w:keepNext/>
+      </w:pPr>
+      <w:r>
+        <w:t>cargo add --manifest-path ./rust/Cargo.toml mysql@=28.0.3</w:t>
+      </w:r>
+    </w:p>
+    <w:p>
+      <w:pPr>
+        <w:pStyle w:val="CommandBlock"/>
+      </w:pPr>
+      <w:r>
+        <w:t>forge init ./solidity --empty --no-git --offline --force</w:t>
+      </w:r>
+    </w:p>
+    <w:p>
+      <w:pPr>
+        <w:keepNext/>
+      </w:pPr>
+    </w:p>
+    <w:p>
+      <w:r>
+        <w:t>Type solidity/foundry.toml exactly as shown in the Windows setup.</w:t>
+      </w:r>
+    </w:p>
+    <w:p>
+      <w:pPr>
+        <w:keepNext/>
+      </w:pPr>
+    </w:p>
+    <w:p>
+      <w:r>
+        <w:t>You save each source file in its language's section below, as each is shown. As in Chapter 1, notepad .\rust\src\bin\basic_literal_query.rs creates and opens one: choose Yes, type the file, save it with Ctrl+S, and close Notepad (on Linux or macOS, nano ./rust/src/bin/basic_literal_query.rs: type the file, then save and close it with Ctrl+O, Enter, then Ctrl+X). The Linux commands leave out the assembly folder, because Linux Assembly is deferred.</w:t>
       </w:r>
     </w:p>
     <w:p>
@@ -975,6 +1149,15 @@
         <w:keepNext/>
       </w:pPr>
       <w:r>
+        <w:t>Remove-Item .\rust\src\main.rs</w:t>
+      </w:r>
+    </w:p>
+    <w:p>
+      <w:pPr>
+        <w:pStyle w:val="CommandBlock"/>
+        <w:keepNext/>
+      </w:pPr>
+      <w:r>
         <w:t>curl.exe -fsSL -o .\vendor\mysql-1.9.0.tar `</w:t>
       </w:r>
     </w:p>
@@ -1041,6 +1224,15 @@
         <w:keepNext/>
       </w:pPr>
       <w:r>
+        <w:t>rm ./rust/src/main.rs</w:t>
+      </w:r>
+    </w:p>
+    <w:p>
+      <w:pPr>
+        <w:pStyle w:val="CommandBlock"/>
+        <w:keepNext/>
+      </w:pPr>
+      <w:r>
         <w:t>curl -fsSL -o ./vendor/mysql-1.9.0.tar \</w:t>
       </w:r>
     </w:p>
@@ -11601,7 +11793,7 @@
     </w:p>
     <w:p>
       <w:r>
-        <w:t>Cargo.toml names the Rust project and pins the mysql crate at exactly 28.0.3. foundry.toml is the Solidity project's settings file; these scripts read and write no files, so it allows none.</w:t>
+        <w:t>This is the file the setup commands wrote, shown here so you can check yours. Cargo.toml names the Rust project and pins the mysql crate at exactly 28.0.3. Yours has no comment lines, and its blank lines may differ; the comments here explain each part.</w:t>
       </w:r>
     </w:p>
     <w:p>
@@ -11721,77 +11913,6 @@
       </w:pPr>
       <w:r>
         <w:t>mysql = "=28.0.3"</w:t>
-      </w:r>
-    </w:p>
-    <w:p>
-      <w:pPr>
-        <w:keepNext/>
-      </w:pPr>
-    </w:p>
-    <w:p>
-      <w:pPr>
-        <w:keepNext/>
-      </w:pPr>
-    </w:p>
-    <w:p>
-      <w:pPr>
-        <w:pStyle w:val="Heading2"/>
-      </w:pPr>
-      <w:r>
-        <w:t>solidity/foundry.toml</w:t>
-      </w:r>
-    </w:p>
-    <w:p>
-      <w:pPr>
-        <w:pStyle w:val="SourceCode"/>
-        <w:keepNext/>
-      </w:pPr>
-      <w:r>
-        <w:t>[profile.default]</w:t>
-      </w:r>
-    </w:p>
-    <w:p>
-      <w:pPr>
-        <w:pStyle w:val="SourceCode"/>
-        <w:keepNext/>
-      </w:pPr>
-      <w:r>
-        <w:t># The scripts in script/ are the only Solidity sources in this project.</w:t>
-      </w:r>
-    </w:p>
-    <w:p>
-      <w:pPr>
-        <w:pStyle w:val="SourceCode"/>
-        <w:keepNext/>
-      </w:pPr>
-      <w:r>
-        <w:t>src = "script"</w:t>
-      </w:r>
-    </w:p>
-    <w:p>
-      <w:pPr>
-        <w:pStyle w:val="SourceCode"/>
-        <w:keepNext/>
-      </w:pPr>
-      <w:r>
-        <w:t># forge install puts forge-std in lib/.</w:t>
-      </w:r>
-    </w:p>
-    <w:p>
-      <w:pPr>
-        <w:pStyle w:val="SourceCode"/>
-        <w:keepNext/>
-      </w:pPr>
-      <w:r>
-        <w:t>libs = ["lib"]</w:t>
-      </w:r>
-    </w:p>
-    <w:p>
-      <w:pPr>
-        <w:pStyle w:val="SourceCode"/>
-      </w:pPr>
-      <w:r>
-        <w:t># The scripts read and write no files, so no fs_permissions are needed.</w:t>
       </w:r>
     </w:p>
     <w:p>
@@ -12924,31 +13045,31 @@
       </w:rPr>
     </w:lvl>
   </w:abstractNum>
-  <w:num w:numId="1" w16cid:durableId="1262642834">
+  <w:num w:numId="1" w16cid:durableId="374043818">
     <w:abstractNumId w:val="8"/>
   </w:num>
-  <w:num w:numId="2" w16cid:durableId="6905007">
+  <w:num w:numId="2" w16cid:durableId="321008879">
     <w:abstractNumId w:val="6"/>
   </w:num>
-  <w:num w:numId="3" w16cid:durableId="257955448">
+  <w:num w:numId="3" w16cid:durableId="1114135240">
     <w:abstractNumId w:val="5"/>
   </w:num>
-  <w:num w:numId="4" w16cid:durableId="1301575174">
+  <w:num w:numId="4" w16cid:durableId="1827747753">
     <w:abstractNumId w:val="4"/>
   </w:num>
-  <w:num w:numId="5" w16cid:durableId="757289653">
+  <w:num w:numId="5" w16cid:durableId="1244486793">
     <w:abstractNumId w:val="7"/>
   </w:num>
-  <w:num w:numId="6" w16cid:durableId="1991787828">
+  <w:num w:numId="6" w16cid:durableId="1507793937">
     <w:abstractNumId w:val="3"/>
   </w:num>
-  <w:num w:numId="7" w16cid:durableId="1618639290">
+  <w:num w:numId="7" w16cid:durableId="99495631">
     <w:abstractNumId w:val="2"/>
   </w:num>
-  <w:num w:numId="8" w16cid:durableId="998268261">
+  <w:num w:numId="8" w16cid:durableId="2023048551">
     <w:abstractNumId w:val="1"/>
   </w:num>
-  <w:num w:numId="9" w16cid:durableId="106313801">
+  <w:num w:numId="9" w16cid:durableId="1443304129">
     <w:abstractNumId w:val="0"/>
   </w:num>
 </w:numbering>

--- a/Volume 1/Chapter 04 - Databases/SPA_Vol1_Ch4_Lesson4_3a_SQL_Basics_Extended.docx
+++ b/Volume 1/Chapter 04 - Databases/SPA_Vol1_Ch4_Lesson4_3a_SQL_Basics_Extended.docx
@@ -67,10 +67,7 @@
     </w:p>
     <w:p>
       <w:r>
-        <w:t>Send SQL from Assembly, Rust, and Erlang the way Lesson 4.3's programs do. Every program connects to the spa_contacts database, executes one statement that returns no rows, SET time_zone = '+00:00', then queries one row of literal values, SELECT 'web-01' AS name, 443 AS port, 2 + 3 AS sum, and prints its text column and its two number columns. You also see what each connector does when one call holds two statements. Solidity has no SQL at all; its section says so plainly, and shows the one true split a chai</w:t>
-      </w:r>
-      <w:r>
-        <w:t>n node does have: requests that change the node and requests that only read it.</w:t>
+        <w:t>Send SQL from Assembly, Rust, and Erlang the way Lesson 4.3's programs do. Every program connects to the spa_contacts database, executes one statement that returns no rows, SET time_zone = '+00:00', then queries one row of literal values, SELECT 'web-01' AS name, 443 AS port, 2 + 3 AS sum, and prints its text column and its two number columns. You also see what each connector does when one call holds two statements. Solidity has no SQL at all; its section says so plainly, and shows the one true split a chain node does have: requests that change the node and requests that only read it.</w:t>
       </w:r>
     </w:p>
     <w:p>
@@ -98,10 +95,7 @@
     </w:p>
     <w:p>
       <w:r>
-        <w:t>Lesson 4.3 showed the shape of a SQL statement and the two kinds of call that send one: execute, for a statement that returns no rows, and query, for one that returns rows. Every connector makes the same split, but each names its calls differently and hands back the answer in its own types: Assembly gets text it must convert, Rust gets typed values it asks for by type, and Erlang gets text and numbers already told apart. Connectors also differ in what they let through: one refuses two statements in one call</w:t>
-      </w:r>
-      <w:r>
-        <w:t>, and two run both, which is exactly what Lesson 4.5's attack needs. Read Lesson 4.3 first: this companion uses its statements, its database setup, and its explanations of keywords, quotes, and semicolons, and does not repeat them in full.</w:t>
+        <w:t>Lesson 4.3 showed the shape of a SQL statement and the two kinds of call that send one: execute, for a statement that returns no rows, and query, for one that returns rows. Every connector makes the same split, but each names its calls differently and hands back the answer in its own types: Assembly gets text it must convert, Rust gets typed values it asks for by type, and Erlang gets text and numbers already told apart. Connectors also differ in what they let through: one refuses two statements in one call, and two run both, which is exactly what Lesson 4.5's attack needs. Read Lesson 4.3 first: this companion uses its statements, its database setup, and its explanations of keywords, quotes, and semicolons, and does not repeat them in full.</w:t>
       </w:r>
     </w:p>
     <w:p>
@@ -299,10 +293,7 @@
         <w:pStyle w:val="ListBullet"/>
       </w:pPr>
       <w:r>
-        <w:t>Solidity has no SQL, and a contract cannot reach a database (Lesson 4.0a), so there is no statement to send, no SET, and no row of literal values: those parts of this lesson do not apply to Solidity. What is true on a chain is the split itself. A forge script talks to a node in JSON-RPC requests, each one a method name with its parameters written as JSON text. Some requests change the node and answer with nothing the script needs; others change nothing and answer with data. The Solidity section sends one of</w:t>
-      </w:r>
-      <w:r>
-        <w:t xml:space="preserve"> each to anvil.</w:t>
+        <w:t>Solidity has no SQL, and a contract cannot reach a database (Lesson 4.0a), so there is no statement to send, no SET, and no row of literal values: those parts of this lesson do not apply to Solidity. What is true on a chain is the split itself. A forge script talks to a node in JSON-RPC requests, each one a method name with its parameters written as JSON text. Some requests change the node and answer with nothing the script needs; others change nothing and answer with data. The Solidity section sends one of each to anvil.</w:t>
       </w:r>
     </w:p>
     <w:p>
@@ -1730,10 +1721,7 @@
     </w:p>
     <w:p>
       <w:r>
-        <w:t>Remember, Assembly calls libmysql, MySQL's C API, with the calls Lesson 4.3's C programs make, and its three DLLs sit next to the program (Lesson 4.0a). The C API has one call for sending SQL, mysql_query, so execute and query look the same when they are sent. The difference comes after: a query's rows are fetched with mysql_store_result and read with mysql_fetch_row; an execute has no rows to fetch. Remember, mysql_real_connect takes eight values: four in rcx, rdx, r8, and r9, and four on the stack from [r</w:t>
-      </w:r>
-      <w:r>
-        <w:t>sp + 32]. The fifth, at [rsp + 32], is the database to use, which Lesson 4.2a set to spa_contacts.</w:t>
+        <w:t>Remember, Assembly calls libmysql, MySQL's C API, with the calls Lesson 4.3's C programs make, and its three DLLs sit next to the program (Lesson 4.0a). The C API has one call for sending SQL, mysql_query, so execute and query look the same when they are sent. The difference comes after: a query's rows are fetched with mysql_store_result and read with mysql_fetch_row; an execute has no rows to fetch. Remember, mysql_real_connect takes eight values: four in rcx, rdx, r8, and r9, and four on the stack from [rsp + 32]. The fifth, at [rsp + 32], is the database to use, which Lesson 4.2a set to spa_contacts.</w:t>
       </w:r>
     </w:p>
     <w:p>
@@ -1779,10 +1767,7 @@
     </w:p>
     <w:p>
       <w:r>
-        <w:t>Start with the most direct version: main reads SPA_DB_PASSWORD, connects to spa_contacts, sends SET time_zone with mysql_query and fetches nothing, sends the SELECT with mysql_query and fetches its row with mysql_store_result and mysql_fetch_row, converts the two number columns with atoi, prints them, and frees the rows and the connection. Like every Basic version in this chapter, it first checks that SPA_DB_PASSWORD is set, and, like Lesson 4.3's C, it checks mysql_real_connect, because a handle that never</w:t>
-      </w:r>
-      <w:r>
-        <w:t xml:space="preserve"> connected would crash at mysql_fetch_row. After that, it trusts every step. Every new step is commented, so read the comments as you type it.</w:t>
+        <w:t>Start with the most direct version: main reads SPA_DB_PASSWORD, connects to spa_contacts, sends SET time_zone with mysql_query and fetches nothing, sends the SELECT with mysql_query and fetches its row with mysql_store_result and mysql_fetch_row, converts the two number columns with atoi, prints them, and frees the rows and the connection. Like every Basic version in this chapter, it first checks that SPA_DB_PASSWORD is set, and, like Lesson 4.3's C, it checks mysql_real_connect, because a handle that never connected would crash at mysql_fetch_row. After that, it trusts every step. Every new step is commented, so read the comments as you type it.</w:t>
       </w:r>
     </w:p>
     <w:p>
@@ -3311,10 +3296,7 @@
     </w:p>
     <w:p>
       <w:r>
-        <w:t>The Production-Minded version prints the same lines. connect_database, Lesson 4.2a's, connects with the database it is given in r8 and returns 0 in eax, or -1 when it cannot connect; main then prints the two Error lines through print_error, with mysql_error's reason, closes the handle, and returns 1. run_statement sends one statement and prints the server's reason when it is refused, and show_literal_row runs the execute and the query and also checks that mysql_store_result and mysql_fetch_row returned some</w:t>
-      </w:r>
-      <w:r>
-        <w:t>thing before it reads the row. main closes the connection once, whatever show_literal_row returned. These are the functions of Lesson 4.3's C version, one for one.</w:t>
+        <w:t>The Production-Minded version prints the same lines. connect_database, Lesson 4.2a's, connects with the database it is given in r8 and returns 0 in eax, or -1 when it cannot connect; main then prints the two Error lines through print_error, with mysql_error's reason, closes the handle, and returns 1. run_statement sends one statement and prints the server's reason when it is refused, and show_literal_row runs the execute and the query and also checks that mysql_store_result and mysql_fetch_row returned something before it reads the row. main closes the connection once, whatever show_literal_row returned. These are the functions of Lesson 4.3's C version, one for one.</w:t>
       </w:r>
     </w:p>
     <w:p>
@@ -5856,10 +5838,7 @@
     </w:p>
     <w:p>
       <w:r>
-        <w:t>Start with the most direct version: main reads SPA_DB_PASSWORD, fills an OptsBuilder with spa_contacts as db_name, connects with Conn::new, sends SET time_zone with query_drop, sends the SELECT with query_first into a tuple of a String and two i64 values, prints them, and lets the Conn close when main ends. Like every Basic version in this chapter, it first checks that SPA_DB_PASSWORD is set. After that, it trusts every step with unwrap; the Production-Minded version checks them. Every new step is commented</w:t>
-      </w:r>
-      <w:r>
-        <w:t>, so read the comments as you type it.</w:t>
+        <w:t>Start with the most direct version: main reads SPA_DB_PASSWORD, fills an OptsBuilder with spa_contacts as db_name, connects with Conn::new, sends SET time_zone with query_drop, sends the SELECT with query_first into a tuple of a String and two i64 values, prints them, and lets the Conn close when main ends. Like every Basic version in this chapter, it first checks that SPA_DB_PASSWORD is set. After that, it trusts every step with unwrap; the Production-Minded version checks them. Every new step is commented, so read the comments as you type it.</w:t>
       </w:r>
     </w:p>
     <w:p>
@@ -7557,10 +7536,7 @@
     </w:p>
     <w:p>
       <w:r>
-        <w:t>Remember, Erlang uses mysql-otp, unpacked into .\vendor\mysql and compiled with each program, and mysql:start_link connects and returns {ok, Connection} (Lesson 4.0a). One call sends every statement, mysql:query, and its answer says which kind ran: ok for a statement that returns no rows, {ok, ColumnNames, Rows} for a query, or {error, {ErrorCode, SqlState, Message}} when the server refuses the statement. mysql:query also has a three-value form that sends a statement with parameters, which is Lesson 4.5's s</w:t>
-      </w:r>
-      <w:r>
-        <w:t>ubject.</w:t>
+        <w:t>Remember, Erlang uses mysql-otp, unpacked into .\vendor\mysql and compiled with each program, and mysql:start_link connects and returns {ok, Connection} (Lesson 4.0a). One call sends every statement, mysql:query, and its answer says which kind ran: ok for a statement that returns no rows, {ok, ColumnNames, Rows} for a query, or {error, {ErrorCode, SqlState, Message}} when the server refuses the statement. mysql:query also has a three-value form that sends a statement with parameters, which is Lesson 4.5's subject.</w:t>
       </w:r>
     </w:p>
     <w:p>
@@ -7583,10 +7559,7 @@
     </w:p>
     <w:p>
       <w:r>
-        <w:t>Start with the most direct version: main reads SPA_DB_PASSWORD, check_connector makes sure the connector is there, then show_literal_row connects with spa_contacts as the database setting, sends SET time_zone and matches its answer with ok, sends the SELECT and matches its answer with [[ServerName, Port, Sum]], prints the three values, and closes the connection with mysql:stop. Like every Basic version in this chapter, it first checks that SPA_DB_PASSWORD is set. After that, it trusts every step: each answe</w:t>
-      </w:r>
-      <w:r>
-        <w:t>r is matched with =, so a failure stops the program with a badmatch error; the Production-Minded version checks them. Every new step is commented, so read the comments as you type it.</w:t>
+        <w:t>Start with the most direct version: main reads SPA_DB_PASSWORD, check_connector makes sure the connector is there, then show_literal_row connects with spa_contacts as the database setting, sends SET time_zone and matches its answer with ok, sends the SELECT and matches its answer with [[ServerName, Port, Sum]], prints the three values, and closes the connection with mysql:stop. Like every Basic version in this chapter, it first checks that SPA_DB_PASSWORD is set. After that, it trusts every step: each answer is matched with =, so a failure stops the program with a badmatch error; the Production-Minded version checks them. Every new step is commented, so read the comments as you type it.</w:t>
       </w:r>
     </w:p>
     <w:p>
@@ -8398,10 +8371,7 @@
     </w:p>
     <w:p>
       <w:r>
-        <w:t>The Production-Minded version prints the same lines. connect_database, Lesson 4.2a's, returns {ok, Connection}, or {error, Message} with the database, the server, and the connector's reason, which reason_text turns into text. run_statement sends a statement that returns no rows and returns true, or prints one Error line and returns false; print_literal_row does the same for the query, and also reports a query that returned no row. show_literal_row joins the steps with andalso, so the first false stops the r</w:t>
-      </w:r>
-      <w:r>
-        <w:t>est. check_database closes the connection in the after part of a try, and finish ends with exit code 1 when a step failed.</w:t>
+        <w:t>The Production-Minded version prints the same lines. connect_database, Lesson 4.2a's, returns {ok, Connection}, or {error, Message} with the database, the server, and the connector's reason, which reason_text turns into text. run_statement sends a statement that returns no rows and returns true, or prints one Error line and returns false; print_literal_row does the same for the query, and also reports a query that returned no row. show_literal_row joins the steps with andalso, so the first false stops the rest. check_database closes the connection in the after part of a try, and finish ends with exit code 1 when a step failed.</w:t>
       </w:r>
     </w:p>
     <w:p>
@@ -9867,10 +9837,7 @@
     </w:p>
     <w:p>
       <w:r>
-        <w:t>Solidity has no SQL, and a contract cannot reach a database (Lesson 4.0a), so most of this lesson does not apply to it: there is no statement to execute, no SET, no session setting, no SELECT of literal values, and no row to read. This section says so rather than imitate any of them. What a chain does have is the split the lesson is about. A forge script, which runs in forge on your computer, sends a node JSON-RPC requests with vm.rpcJson, one method name and its parameters per request. Some requests change</w:t>
-      </w:r>
-      <w:r>
-        <w:t xml:space="preserve"> the node and answer with nothing the script needs to read; others change nothing and answer with data. The scripts send anvil one of each.</w:t>
+        <w:t>Solidity has no SQL, and a contract cannot reach a database (Lesson 4.0a), so most of this lesson does not apply to it: there is no statement to execute, no SET, no session setting, no SELECT of literal values, and no row to read. This section says so rather than imitate any of them. What a chain does have is the split the lesson is about. A forge script, which runs in forge on your computer, sends a node JSON-RPC requests with vm.rpcJson, one method name and its parameters per request. Some requests change the node and answer with nothing the script needs to read; others change nothing and answer with data. The scripts send anvil one of each.</w:t>
       </w:r>
     </w:p>
     <w:p>
@@ -10535,10 +10502,7 @@
     </w:p>
     <w:p>
       <w:r>
-        <w:t>The Production-Minded version logs the same lines. connectNode, Lesson 4.0a's, checks the first request, and then, as in Lesson 4.2a, run compares the chain ID with CHAIN_ID before it sends anything that changes the node: a node running another chain logs Error: could not use chain 31337 on 127.0.0.1:8545, and the script reverts with the node's own chain. mineBlock sends evm_mine inside try/catch and returns true, or false when the node refuses it. showNodeAnswers logs the Mined line, or an Error line and f</w:t>
-      </w:r>
-      <w:r>
-        <w:t>alse, then logs the version from nodeVersion. run reverts when either check fails, so forge ends with exit code 1. The script reads no password: anvil asks for none.</w:t>
+        <w:t>The Production-Minded version logs the same lines. connectNode, Lesson 4.0a's, checks the first request, and then, as in Lesson 4.2a, run compares the chain ID with CHAIN_ID before it sends anything that changes the node: a node running another chain logs Error: could not use chain 31337 on 127.0.0.1:8545, and the script reverts with the node's own chain. mineBlock sends evm_mine inside try/catch and returns true, or false when the node refuses it. showNodeAnswers logs the Mined line, or an Error line and false, then logs the version from nodeVersion. run reverts when either check fails, so forge ends with exit code 1. The script reads no password: anvil asks for none.</w:t>
       </w:r>
     </w:p>
     <w:p>
@@ -12276,10 +12240,7 @@
     </w:p>
     <w:p>
       <w:r>
-        <w:t>The Chapter 4 project, the Database-Backed Contact Manager, talks to spa_contacts only through statements like these. It executes statements that return no rows to create its table (Lesson 4.4) and to add, change, and delete contacts (Lessons 4.5, 4.7, and 4.8), and it queries to list and filter them (Lessons 4.6 and 4.9). Reading a row's columns into program values of the right type is how the project reads each contact: its id as a whole number, and its name, email, and phone as text. In Assembly, Rust, a</w:t>
-      </w:r>
-      <w:r>
-        <w:t>nd Erlang, connect_database is the same connection as Lesson 4.2a's, and show_literal_row is the shape the project's list step takes once a FROM clause names the contacts table. Solidity cannot take part in a MySQL project; what it keeps from this lesson is knowing which requests change a node and which only read it.</w:t>
+        <w:t>The Chapter 4 project, the Database-Backed Contact Manager, talks to spa_contacts only through statements like these. It executes statements that return no rows to create its table (Lesson 4.4) and to add, change, and delete contacts (Lessons 4.5, 4.7, and 4.8), and it queries to list and filter them (Lessons 4.6 and 4.9). Reading a row's columns into program values of the right type is how the project reads each contact: its id as a whole number, and its name, email, and phone as text. In Assembly, Rust, and Erlang, connect_database is the same connection as Lesson 4.2a's, and show_literal_row is the shape the project's list step takes once a FROM clause names the contacts table. Solidity cannot take part in a MySQL project; what it keeps from this lesson is knowing which requests change a node and which only read it.</w:t>
       </w:r>
     </w:p>
     <w:p>
@@ -12856,10 +12817,7 @@
     </w:p>
     <w:p>
       <w:r>
-        <w:t xml:space="preserve">Assembly, Rust, and Erlang each sent Lesson 4.3's two statements: an execute, SET time_zone = '+00:00', which returns no rows, and a query, which returns one row of literal values. Assembly sent both with mysql_query and fetched the row as text, converting the numbers with atoi; Rust used query_drop and query_first, reading the row into a tuple of a String and two i64 values; Erlang sent both with mysql:query and matched ok or {ok, ColumnNames, Rows}, getting a binary and two integers. libmysql refuses two </w:t>
-      </w:r>
-      <w:r>
-        <w:t>statements in one call, while the mysql crate and mysql-otp run both, so one statement per call is the program's job. Solidity has no SQL, and those parts do not apply to it; a node's requests still split into those that change it, such as evm_mine, and those that only read it, and a change reaches every client, because a node has no connection settings. Lesson 4.4 uses execute to create the contacts table.</w:t>
+        <w:t>Assembly, Rust, and Erlang each sent Lesson 4.3's two statements: an execute, SET time_zone = '+00:00', which returns no rows, and a query, which returns one row of literal values. Assembly sent both with mysql_query and fetched the row as text, converting the numbers with atoi; Rust used query_drop and query_first, reading the row into a tuple of a String and two i64 values; Erlang sent both with mysql:query and matched ok or {ok, ColumnNames, Rows}, getting a binary and two integers. libmysql refuses two statements in one call, while the mysql crate and mysql-otp run both, so one statement per call is the program's job. Solidity has no SQL, and those parts do not apply to it; a node's requests still split into those that change it, such as evm_mine, and those that only read it, and a change reaches every client, because a node has no connection settings. Lesson 4.4 uses execute to create the contacts table.</w:t>
       </w:r>
     </w:p>
     <w:sectPr>

--- a/Volume 1/Chapter 04 - Databases/SPA_Vol1_Ch4_Lesson4_3a_SQL_Basics_Extended.docx
+++ b/Volume 1/Chapter 04 - Databases/SPA_Vol1_Ch4_Lesson4_3a_SQL_Basics_Extended.docx
@@ -67,7 +67,10 @@
     </w:p>
     <w:p>
       <w:r>
-        <w:t>Send SQL from Assembly, Rust, and Erlang the way Lesson 4.3's programs do. Every program connects to the spa_contacts database, executes one statement that returns no rows, SET time_zone = '+00:00', then queries one row of literal values, SELECT 'web-01' AS name, 443 AS port, 2 + 3 AS sum, and prints its text column and its two number columns. You also see what each connector does when one call holds two statements. Solidity has no SQL at all; its section says so plainly, and shows the one true split a chain node does have: requests that change the node and requests that only read it.</w:t>
+        <w:t>Send SQL from Assembly, Rust, and Erlang the way Lesson 4.3's programs do. Every program connects to the spa_contacts database, executes one statement that returns no rows, SET time_zone = '+00:00', then queries one row of literal values, SELECT 'web-01' AS name, 443 AS port, 2 + 3 AS sum, and prints its text column and its two number columns. You also see what each connector does when one call holds two statements. Solidity has no SQL at all; its section says so plainly, and shows the one true split a chai</w:t>
+      </w:r>
+      <w:r>
+        <w:t>n node does have: requests that change the node and requests that only read it.</w:t>
       </w:r>
     </w:p>
     <w:p>
@@ -95,7 +98,10 @@
     </w:p>
     <w:p>
       <w:r>
-        <w:t>Lesson 4.3 showed the shape of a SQL statement and the two kinds of call that send one: execute, for a statement that returns no rows, and query, for one that returns rows. Every connector makes the same split, but each names its calls differently and hands back the answer in its own types: Assembly gets text it must convert, Rust gets typed values it asks for by type, and Erlang gets text and numbers already told apart. Connectors also differ in what they let through: one refuses two statements in one call, and two run both, which is exactly what Lesson 4.5's attack needs. Read Lesson 4.3 first: this companion uses its statements, its database setup, and its explanations of keywords, quotes, and semicolons, and does not repeat them in full.</w:t>
+        <w:t>Lesson 4.3 showed the shape of a SQL statement and the two kinds of call that send one: execute, for a statement that returns no rows, and query, for one that returns rows. Every connector makes the same split, but each names its calls differently and hands back the answer in its own types: Assembly gets text it must convert, Rust gets typed values it asks for by type, and Erlang gets text and numbers already told apart. Connectors also differ in what they let through: one refuses two statements in one call</w:t>
+      </w:r>
+      <w:r>
+        <w:t>, and two run both, which is exactly what Lesson 4.5's attack needs. Read Lesson 4.3 first: this companion uses its statements, its database setup, and its explanations of keywords, quotes, and semicolons, and does not repeat them in full.</w:t>
       </w:r>
     </w:p>
     <w:p>
@@ -293,7 +299,10 @@
         <w:pStyle w:val="ListBullet"/>
       </w:pPr>
       <w:r>
-        <w:t>Solidity has no SQL, and a contract cannot reach a database (Lesson 4.0a), so there is no statement to send, no SET, and no row of literal values: those parts of this lesson do not apply to Solidity. What is true on a chain is the split itself. A forge script talks to a node in JSON-RPC requests, each one a method name with its parameters written as JSON text. Some requests change the node and answer with nothing the script needs; others change nothing and answer with data. The Solidity section sends one of each to anvil.</w:t>
+        <w:t>Solidity has no SQL, and a contract cannot reach a database (Lesson 4.0a), so there is no statement to send, no SET, and no row of literal values: those parts of this lesson do not apply to Solidity. What is true on a chain is the split itself. A forge script talks to a node in JSON-RPC requests, each one a method name with its parameters written as JSON text. Some requests change the node and answer with nothing the script needs; others change nothing and answer with data. The Solidity section sends one of</w:t>
+      </w:r>
+      <w:r>
+        <w:t xml:space="preserve"> each to anvil.</w:t>
       </w:r>
     </w:p>
     <w:p>
@@ -461,6 +470,7 @@
         <w:pStyle w:val="ListBullet"/>
       </w:pPr>
       <w:r>
+        <w:lastRenderedPageBreak/>
         <w:t>They execute SET time_zone = '+00:00', a statement that returns no rows, and print Time zone set to +00:00.</w:t>
       </w:r>
     </w:p>
@@ -899,7 +909,7 @@
         <w:keepNext/>
       </w:pPr>
       <w:r>
-        <w:t>[profile.default]</w:t>
+        <w:t>[profile.default]  # Remember, the settings forge uses by default.</w:t>
       </w:r>
     </w:p>
     <w:p>
@@ -1721,7 +1731,10 @@
     </w:p>
     <w:p>
       <w:r>
-        <w:t>Remember, Assembly calls libmysql, MySQL's C API, with the calls Lesson 4.3's C programs make, and its three DLLs sit next to the program (Lesson 4.0a). The C API has one call for sending SQL, mysql_query, so execute and query look the same when they are sent. The difference comes after: a query's rows are fetched with mysql_store_result and read with mysql_fetch_row; an execute has no rows to fetch. Remember, mysql_real_connect takes eight values: four in rcx, rdx, r8, and r9, and four on the stack from [rsp + 32]. The fifth, at [rsp + 32], is the database to use, which Lesson 4.2a set to spa_contacts.</w:t>
+        <w:t>Remember, Assembly calls libmysql, MySQL's C API, with the calls Lesson 4.3's C programs make, and its three DLLs sit next to the program (Lesson 4.0a). The C API has one call for sending SQL, mysql_query, so execute and query look the same when they are sent. The difference comes after: a query's rows are fetched with mysql_store_result and read with mysql_fetch_row; an execute has no rows to fetch. Remember, mysql_real_connect takes eight values: four in rcx, rdx, r8, and r9, and four on the stack from [r</w:t>
+      </w:r>
+      <w:r>
+        <w:t>sp + 32]. The fifth, at [rsp + 32], is the database to use, which Lesson 4.2a set to spa_contacts.</w:t>
       </w:r>
     </w:p>
     <w:p>
@@ -1767,7 +1780,10 @@
     </w:p>
     <w:p>
       <w:r>
-        <w:t>Start with the most direct version: main reads SPA_DB_PASSWORD, connects to spa_contacts, sends SET time_zone with mysql_query and fetches nothing, sends the SELECT with mysql_query and fetches its row with mysql_store_result and mysql_fetch_row, converts the two number columns with atoi, prints them, and frees the rows and the connection. Like every Basic version in this chapter, it first checks that SPA_DB_PASSWORD is set, and, like Lesson 4.3's C, it checks mysql_real_connect, because a handle that never connected would crash at mysql_fetch_row. After that, it trusts every step. Every new step is commented, so read the comments as you type it.</w:t>
+        <w:t>Start with the most direct version: main reads SPA_DB_PASSWORD, connects to spa_contacts, sends SET time_zone with mysql_query and fetches nothing, sends the SELECT with mysql_query and fetches its row with mysql_store_result and mysql_fetch_row, converts the two number columns with atoi, prints them, and frees the rows and the connection. Like every Basic version in this chapter, it first checks that SPA_DB_PASSWORD is set, and, like Lesson 4.3's C, it checks mysql_real_connect, because a handle that never</w:t>
+      </w:r>
+      <w:r>
+        <w:t xml:space="preserve"> connected would crash at mysql_fetch_row. After that, it trusts every step. Every new step is commented, so read the comments as you type it.</w:t>
       </w:r>
     </w:p>
     <w:p>
@@ -2319,39 +2335,39 @@
         <w:pStyle w:val="SourceCode"/>
       </w:pPr>
       <w:r>
-        <w:t xml:space="preserve">    ; Remember, mysql_init(0) creates the connection handle, and</w:t>
-      </w:r>
-    </w:p>
-    <w:p>
-      <w:pPr>
-        <w:pStyle w:val="SourceCode"/>
-      </w:pPr>
-      <w:r>
-        <w:t xml:space="preserve">    ; mysql_real_connect takes rcx the handle, rdx the host, r8 the user,</w:t>
-      </w:r>
-    </w:p>
-    <w:p>
-      <w:pPr>
-        <w:pStyle w:val="SourceCode"/>
-      </w:pPr>
-      <w:r>
-        <w:t xml:space="preserve">    ; r9 the password, then on the stack the database (spa_contacts, as</w:t>
-      </w:r>
-    </w:p>
-    <w:p>
-      <w:pPr>
-        <w:pStyle w:val="SourceCode"/>
-      </w:pPr>
-      <w:r>
-        <w:t xml:space="preserve">    ; in Lesson 4.2a), the port, and two defaults. It returns 0 when it</w:t>
-      </w:r>
-    </w:p>
-    <w:p>
-      <w:pPr>
-        <w:pStyle w:val="SourceCode"/>
-      </w:pPr>
-      <w:r>
-        <w:t xml:space="preserve">    ; cannot connect, so even this Basic version checks.</w:t>
+        <w:t xml:space="preserve">    ; Remember, mysql_init(0) makes the handle. mysql_real_connect takes</w:t>
+      </w:r>
+    </w:p>
+    <w:p>
+      <w:pPr>
+        <w:pStyle w:val="SourceCode"/>
+      </w:pPr>
+      <w:r>
+        <w:t xml:space="preserve">    ; rcx the handle, rdx the host, r8 the user, r9 the password, then on</w:t>
+      </w:r>
+    </w:p>
+    <w:p>
+      <w:pPr>
+        <w:pStyle w:val="SourceCode"/>
+      </w:pPr>
+      <w:r>
+        <w:t xml:space="preserve">    ; the stack the database's address (through lea and rax, Lesson 4.2a),</w:t>
+      </w:r>
+    </w:p>
+    <w:p>
+      <w:pPr>
+        <w:pStyle w:val="SourceCode"/>
+      </w:pPr>
+      <w:r>
+        <w:t xml:space="preserve">    ; the port, 0, and client flags 0, so libmysql refuses two statements in</w:t>
+      </w:r>
+    </w:p>
+    <w:p>
+      <w:pPr>
+        <w:pStyle w:val="SourceCode"/>
+      </w:pPr>
+      <w:r>
+        <w:t xml:space="preserve">    ; one call. It returns 0 on failure, so even this Basic version checks.</w:t>
       </w:r>
     </w:p>
     <w:p>
@@ -3296,7 +3312,10 @@
     </w:p>
     <w:p>
       <w:r>
-        <w:t>The Production-Minded version prints the same lines. connect_database, Lesson 4.2a's, connects with the database it is given in r8 and returns 0 in eax, or -1 when it cannot connect; main then prints the two Error lines through print_error, with mysql_error's reason, closes the handle, and returns 1. run_statement sends one statement and prints the server's reason when it is refused, and show_literal_row runs the execute and the query and also checks that mysql_store_result and mysql_fetch_row returned something before it reads the row. main closes the connection once, whatever show_literal_row returned. These are the functions of Lesson 4.3's C version, one for one.</w:t>
+        <w:t>The Production-Minded version prints the same lines. connect_database, Lesson 4.2a's, connects with the database it is given in r8 and returns 0 in eax, or -1 when it cannot connect; main then prints the two Error lines through print_error, with mysql_error's reason, closes the handle, and returns 1. run_statement sends one statement and prints the server's reason when it is refused, and show_literal_row runs the execute and the query and also checks that mysql_store_result and mysql_fetch_row returned some</w:t>
+      </w:r>
+      <w:r>
+        <w:t>thing before it reads the row. main closes the connection once, whatever show_literal_row returned. These are the functions of Lesson 4.3's C version, one for one.</w:t>
       </w:r>
     </w:p>
     <w:p>
@@ -3912,15 +3931,7 @@
         <w:pStyle w:val="SourceCode"/>
       </w:pPr>
       <w:r>
-        <w:t>; connect_database: connects the handle to the lesson server as the</w:t>
-      </w:r>
-    </w:p>
-    <w:p>
-      <w:pPr>
-        <w:pStyle w:val="SourceCode"/>
-      </w:pPr>
-      <w:r>
-        <w:t>; lesson user, with the database to use (Lesson 4.2a).</w:t>
+        <w:t>; connect_database: connects as devuser to the database named in r8.</w:t>
       </w:r>
     </w:p>
     <w:p>
@@ -3944,15 +3955,23 @@
         <w:pStyle w:val="SourceCode"/>
       </w:pPr>
       <w:r>
-        <w:t>;   out:     eax = 0, or -1 when it cannot connect; mysql_error then gives</w:t>
-      </w:r>
-    </w:p>
-    <w:p>
-      <w:pPr>
-        <w:pStyle w:val="SourceCode"/>
-      </w:pPr>
-      <w:r>
-        <w:t>;            the reason</w:t>
+        <w:t>;   out:     eax = 0, or -1 when it cannot connect; mysql_error tells why</w:t>
+      </w:r>
+    </w:p>
+    <w:p>
+      <w:pPr>
+        <w:pStyle w:val="SourceCode"/>
+      </w:pPr>
+      <w:r>
+        <w:t>; Remember, the database is the fifth value, [rsp + 32], stored before r8</w:t>
+      </w:r>
+    </w:p>
+    <w:p>
+      <w:pPr>
+        <w:pStyle w:val="SourceCode"/>
+      </w:pPr>
+      <w:r>
+        <w:t>; is reused for the user, and the password moves to r9 (Lesson 4.2a).</w:t>
       </w:r>
     </w:p>
     <w:p>
@@ -5838,7 +5857,10 @@
     </w:p>
     <w:p>
       <w:r>
-        <w:t>Start with the most direct version: main reads SPA_DB_PASSWORD, fills an OptsBuilder with spa_contacts as db_name, connects with Conn::new, sends SET time_zone with query_drop, sends the SELECT with query_first into a tuple of a String and two i64 values, prints them, and lets the Conn close when main ends. Like every Basic version in this chapter, it first checks that SPA_DB_PASSWORD is set. After that, it trusts every step with unwrap; the Production-Minded version checks them. Every new step is commented, so read the comments as you type it.</w:t>
+        <w:t>Start with the most direct version: main reads SPA_DB_PASSWORD, fills an OptsBuilder with spa_contacts as db_name, connects with Conn::new, sends SET time_zone with query_drop, sends the SELECT with query_first into a tuple of a String and two i64 values, prints them, and lets the Conn close when main ends. Like every Basic version in this chapter, it first checks that SPA_DB_PASSWORD is set. After that, it trusts every step with unwrap; the Production-Minded version checks them. Every new step is commented</w:t>
+      </w:r>
+      <w:r>
+        <w:t>, so read the comments as you type it.</w:t>
       </w:r>
     </w:p>
     <w:p>
@@ -6852,23 +6874,23 @@
         <w:pStyle w:val="SourceCode"/>
       </w:pPr>
       <w:r>
-        <w:t>/// literal values (a query). Returns Ok(()), or an Err with the reason at</w:t>
-      </w:r>
-    </w:p>
-    <w:p>
-      <w:pPr>
-        <w:pStyle w:val="SourceCode"/>
-      </w:pPr>
-      <w:r>
-        <w:t>/// the first step that fails. Remember, map_err changes only the Err,</w:t>
-      </w:r>
-    </w:p>
-    <w:p>
-      <w:pPr>
-        <w:pStyle w:val="SourceCode"/>
-      </w:pPr>
-      <w:r>
-        <w:t>/// here the connector's error into its message, and ? returns it at once.</w:t>
+        <w:t>/// literal values (a query). Remember, &amp;mut lends the connection to change</w:t>
+      </w:r>
+    </w:p>
+    <w:p>
+      <w:pPr>
+        <w:pStyle w:val="SourceCode"/>
+      </w:pPr>
+      <w:r>
+        <w:t>/// it; map_err changes only the Err, here into the connector's message, and</w:t>
+      </w:r>
+    </w:p>
+    <w:p>
+      <w:pPr>
+        <w:pStyle w:val="SourceCode"/>
+      </w:pPr>
+      <w:r>
+        <w:t>/// ? returns that Err at once, so the first step that fails ends it.</w:t>
       </w:r>
     </w:p>
     <w:p>
@@ -7536,7 +7558,10 @@
     </w:p>
     <w:p>
       <w:r>
-        <w:t>Remember, Erlang uses mysql-otp, unpacked into .\vendor\mysql and compiled with each program, and mysql:start_link connects and returns {ok, Connection} (Lesson 4.0a). One call sends every statement, mysql:query, and its answer says which kind ran: ok for a statement that returns no rows, {ok, ColumnNames, Rows} for a query, or {error, {ErrorCode, SqlState, Message}} when the server refuses the statement. mysql:query also has a three-value form that sends a statement with parameters, which is Lesson 4.5's subject.</w:t>
+        <w:t>Remember, Erlang uses mysql-otp, unpacked into .\vendor\mysql and compiled with each program, and mysql:start_link connects and returns {ok, Connection} (Lesson 4.0a). One call sends every statement, mysql:query, and its answer says which kind ran: ok for a statement that returns no rows, {ok, ColumnNames, Rows} for a query, or {error, {ErrorCode, SqlState, Message}} when the server refuses the statement. mysql:query also has a three-value form that sends a statement with parameters, which is Lesson 4.5's s</w:t>
+      </w:r>
+      <w:r>
+        <w:t>ubject.</w:t>
       </w:r>
     </w:p>
     <w:p>
@@ -7559,7 +7584,10 @@
     </w:p>
     <w:p>
       <w:r>
-        <w:t>Start with the most direct version: main reads SPA_DB_PASSWORD, check_connector makes sure the connector is there, then show_literal_row connects with spa_contacts as the database setting, sends SET time_zone and matches its answer with ok, sends the SELECT and matches its answer with [[ServerName, Port, Sum]], prints the three values, and closes the connection with mysql:stop. Like every Basic version in this chapter, it first checks that SPA_DB_PASSWORD is set. After that, it trusts every step: each answer is matched with =, so a failure stops the program with a badmatch error; the Production-Minded version checks them. Every new step is commented, so read the comments as you type it.</w:t>
+        <w:t>Start with the most direct version: main reads SPA_DB_PASSWORD, check_connector makes sure the connector is there, then show_literal_row connects with spa_contacts as the database setting, sends SET time_zone and matches its answer with ok, sends the SELECT and matches its answer with [[ServerName, Port, Sum]], prints the three values, and closes the connection with mysql:stop. Like every Basic version in this chapter, it first checks that SPA_DB_PASSWORD is set. After that, it trusts every step: each answe</w:t>
+      </w:r>
+      <w:r>
+        <w:t>r is matched with =, so a failure stops the program with a badmatch error; the Production-Minded version checks them. Every new step is commented, so read the comments as you type it.</w:t>
       </w:r>
     </w:p>
     <w:p>
@@ -8371,7 +8399,10 @@
     </w:p>
     <w:p>
       <w:r>
-        <w:t>The Production-Minded version prints the same lines. connect_database, Lesson 4.2a's, returns {ok, Connection}, or {error, Message} with the database, the server, and the connector's reason, which reason_text turns into text. run_statement sends a statement that returns no rows and returns true, or prints one Error line and returns false; print_literal_row does the same for the query, and also reports a query that returned no row. show_literal_row joins the steps with andalso, so the first false stops the rest. check_database closes the connection in the after part of a try, and finish ends with exit code 1 when a step failed.</w:t>
+        <w:t>The Production-Minded version prints the same lines. connect_database, Lesson 4.2a's, returns {ok, Connection}, or {error, Message} with the database, the server, and the connector's reason, which reason_text turns into text. run_statement sends a statement that returns no rows and returns true, or prints one Error line and returns false; print_literal_row does the same for the query, and also reports a query that returned no row. show_literal_row joins the steps with andalso, so the first false stops the r</w:t>
+      </w:r>
+      <w:r>
+        <w:t>est. check_database closes the connection in the after part of a try, and finish ends with exit code 1 when a step failed.</w:t>
       </w:r>
     </w:p>
     <w:p>
@@ -8484,23 +8515,23 @@
         <w:pStyle w:val="SourceCode"/>
       </w:pPr>
       <w:r>
-        <w:t>%% Remember, connect_database (Lesson 4.2a) connects with every setting,</w:t>
-      </w:r>
-    </w:p>
-    <w:p>
-      <w:pPr>
-        <w:pStyle w:val="SourceCode"/>
-      </w:pPr>
-      <w:r>
-        <w:t>%% the database too, and returns {ok, Connection}, or {error, Message}</w:t>
-      </w:r>
-    </w:p>
-    <w:p>
-      <w:pPr>
-        <w:pStyle w:val="SourceCode"/>
-      </w:pPr>
-      <w:r>
-        <w:t>%% naming the database, the server, and the reason.</w:t>
+        <w:t>%% Remember, connect_database (Lesson 4.2a) returns {ok, Connection}, a</w:t>
+      </w:r>
+    </w:p>
+    <w:p>
+      <w:pPr>
+        <w:pStyle w:val="SourceCode"/>
+      </w:pPr>
+      <w:r>
+        <w:t>%% pid(), or {error, Message}, iodata() text built by io_lib:format that</w:t>
+      </w:r>
+    </w:p>
+    <w:p>
+      <w:pPr>
+        <w:pStyle w:val="SourceCode"/>
+      </w:pPr>
+      <w:r>
+        <w:t>%% names the database, the server, and the reason.</w:t>
       </w:r>
     </w:p>
     <w:p>
@@ -8625,23 +8656,23 @@
         <w:pStyle w:val="SourceCode"/>
       </w:pPr>
       <w:r>
-        <w:t>%% 1.9.0's {{badmatch, {error, ConnectReason}}, Where}, an atom as it is,</w:t>
-      </w:r>
-    </w:p>
-    <w:p>
-      <w:pPr>
-        <w:pStyle w:val="SourceCode"/>
-      </w:pPr>
-      <w:r>
-        <w:t>%% or else a fixed text, because an unexpected term could hold the</w:t>
-      </w:r>
-    </w:p>
-    <w:p>
-      <w:pPr>
-        <w:pStyle w:val="SourceCode"/>
-      </w:pPr>
-      <w:r>
-        <w:t>%% password.</w:t>
+        <w:t>%% 1.9.0's {{badmatch, {error, ConnectReason}}, Where}, an atom as it is</w:t>
+      </w:r>
+    </w:p>
+    <w:p>
+      <w:pPr>
+        <w:pStyle w:val="SourceCode"/>
+      </w:pPr>
+      <w:r>
+        <w:t>%% (the when guard fits only atoms), or else a fixed text, because an</w:t>
+      </w:r>
+    </w:p>
+    <w:p>
+      <w:pPr>
+        <w:pStyle w:val="SourceCode"/>
+      </w:pPr>
+      <w:r>
+        <w:t>%% unexpected term could hold the password.</w:t>
       </w:r>
     </w:p>
     <w:p>
@@ -9837,7 +9868,10 @@
     </w:p>
     <w:p>
       <w:r>
-        <w:t>Solidity has no SQL, and a contract cannot reach a database (Lesson 4.0a), so most of this lesson does not apply to it: there is no statement to execute, no SET, no session setting, no SELECT of literal values, and no row to read. This section says so rather than imitate any of them. What a chain does have is the split the lesson is about. A forge script, which runs in forge on your computer, sends a node JSON-RPC requests with vm.rpcJson, one method name and its parameters per request. Some requests change the node and answer with nothing the script needs to read; others change nothing and answer with data. The scripts send anvil one of each.</w:t>
+        <w:t>Solidity has no SQL, and a contract cannot reach a database (Lesson 4.0a), so most of this lesson does not apply to it: there is no statement to execute, no SET, no session setting, no SELECT of literal values, and no row to read. This section says so rather than imitate any of them. What a chain does have is the split the lesson is about. A forge script, which runs in forge on your computer, sends a node JSON-RPC requests with vm.rpcJson, one method name and its parameters per request. Some requests change</w:t>
+      </w:r>
+      <w:r>
+        <w:t xml:space="preserve"> the node and answer with nothing the script needs to read; others change nothing and answer with data. The scripts send anvil one of each.</w:t>
       </w:r>
     </w:p>
     <w:p>
@@ -10502,7 +10536,10 @@
     </w:p>
     <w:p>
       <w:r>
-        <w:t>The Production-Minded version logs the same lines. connectNode, Lesson 4.0a's, checks the first request, and then, as in Lesson 4.2a, run compares the chain ID with CHAIN_ID before it sends anything that changes the node: a node running another chain logs Error: could not use chain 31337 on 127.0.0.1:8545, and the script reverts with the node's own chain. mineBlock sends evm_mine inside try/catch and returns true, or false when the node refuses it. showNodeAnswers logs the Mined line, or an Error line and false, then logs the version from nodeVersion. run reverts when either check fails, so forge ends with exit code 1. The script reads no password: anvil asks for none.</w:t>
+        <w:t>The Production-Minded version logs the same lines. connectNode, Lesson 4.0a's, checks the first request, and then, as in Lesson 4.2a, run compares the chain ID with CHAIN_ID before it sends anything that changes the node: a node running another chain logs Error: could not use chain 31337 on 127.0.0.1:8545, and the script reverts with the node's own chain. mineBlock sends evm_mine inside try/catch and returns true, or false when the node refuses it. showNodeAnswers logs the Mined line, or an Error line and f</w:t>
+      </w:r>
+      <w:r>
+        <w:t>alse, then logs the version from nodeVersion. run reverts when either check fails, so forge ends with exit code 1. The script reads no password: anvil asks for none.</w:t>
       </w:r>
     </w:p>
     <w:p>
@@ -11069,23 +11106,23 @@
         <w:pStyle w:val="SourceCode"/>
       </w:pPr>
       <w:r>
-        <w:t xml:space="preserve">        // Remember, Solidity has no error stream, so an Error line is</w:t>
-      </w:r>
-    </w:p>
-    <w:p>
-      <w:pPr>
-        <w:pStyle w:val="SourceCode"/>
-      </w:pPr>
-      <w:r>
-        <w:t xml:space="preserve">        // logged, and revert stops the script; forge then reports Error:</w:t>
-      </w:r>
-    </w:p>
-    <w:p>
-      <w:pPr>
-        <w:pStyle w:val="SourceCode"/>
-      </w:pPr>
-      <w:r>
-        <w:t xml:space="preserve">        // script failed: on its error stream, with exit code 1.</w:t>
+        <w:t xml:space="preserve">        // Remember, (a, b) = f() takes the two values apart, in order.</w:t>
+      </w:r>
+    </w:p>
+    <w:p>
+      <w:pPr>
+        <w:pStyle w:val="SourceCode"/>
+      </w:pPr>
+      <w:r>
+        <w:t xml:space="preserve">        // There is no error stream, so an Error line is logged; revert then</w:t>
+      </w:r>
+    </w:p>
+    <w:p>
+      <w:pPr>
+        <w:pStyle w:val="SourceCode"/>
+      </w:pPr>
+      <w:r>
+        <w:t xml:space="preserve">        // makes forge print Error: script failed: and exit with code 1.</w:t>
       </w:r>
     </w:p>
     <w:p>
@@ -12240,7 +12277,10 @@
     </w:p>
     <w:p>
       <w:r>
-        <w:t>The Chapter 4 project, the Database-Backed Contact Manager, talks to spa_contacts only through statements like these. It executes statements that return no rows to create its table (Lesson 4.4) and to add, change, and delete contacts (Lessons 4.5, 4.7, and 4.8), and it queries to list and filter them (Lessons 4.6 and 4.9). Reading a row's columns into program values of the right type is how the project reads each contact: its id as a whole number, and its name, email, and phone as text. In Assembly, Rust, and Erlang, connect_database is the same connection as Lesson 4.2a's, and show_literal_row is the shape the project's list step takes once a FROM clause names the contacts table. Solidity cannot take part in a MySQL project; what it keeps from this lesson is knowing which requests change a node and which only read it.</w:t>
+        <w:t>The Chapter 4 project, the Database-Backed Contact Manager, talks to spa_contacts only through statements like these. It executes statements that return no rows to create its table (Lesson 4.4) and to add, change, and delete contacts (Lessons 4.5, 4.7, and 4.8), and it queries to list and filter them (Lessons 4.6 and 4.9). Reading a row's columns into program values of the right type is how the project reads each contact: its id as a whole number, and its name, email, and phone as text. In Assembly, Rust, a</w:t>
+      </w:r>
+      <w:r>
+        <w:t>nd Erlang, connect_database is the same connection as Lesson 4.2a's, and show_literal_row is the shape the project's list step takes once a FROM clause names the contacts table. Solidity cannot take part in a MySQL project; what it keeps from this lesson is knowing which requests change a node and which only read it.</w:t>
       </w:r>
     </w:p>
     <w:p>
@@ -12817,7 +12857,10 @@
     </w:p>
     <w:p>
       <w:r>
-        <w:t>Assembly, Rust, and Erlang each sent Lesson 4.3's two statements: an execute, SET time_zone = '+00:00', which returns no rows, and a query, which returns one row of literal values. Assembly sent both with mysql_query and fetched the row as text, converting the numbers with atoi; Rust used query_drop and query_first, reading the row into a tuple of a String and two i64 values; Erlang sent both with mysql:query and matched ok or {ok, ColumnNames, Rows}, getting a binary and two integers. libmysql refuses two statements in one call, while the mysql crate and mysql-otp run both, so one statement per call is the program's job. Solidity has no SQL, and those parts do not apply to it; a node's requests still split into those that change it, such as evm_mine, and those that only read it, and a change reaches every client, because a node has no connection settings. Lesson 4.4 uses execute to create the contacts table.</w:t>
+        <w:t xml:space="preserve">Assembly, Rust, and Erlang each sent Lesson 4.3's two statements: an execute, SET time_zone = '+00:00', which returns no rows, and a query, which returns one row of literal values. Assembly sent both with mysql_query and fetched the row as text, converting the numbers with atoi; Rust used query_drop and query_first, reading the row into a tuple of a String and two i64 values; Erlang sent both with mysql:query and matched ok or {ok, ColumnNames, Rows}, getting a binary and two integers. libmysql refuses two </w:t>
+      </w:r>
+      <w:r>
+        <w:t>statements in one call, while the mysql crate and mysql-otp run both, so one statement per call is the program's job. Solidity has no SQL, and those parts do not apply to it; a node's requests still split into those that change it, such as evm_mine, and those that only read it, and a change reaches every client, because a node has no connection settings. Lesson 4.4 uses execute to create the contacts table.</w:t>
       </w:r>
     </w:p>
     <w:sectPr>
@@ -13003,31 +13046,31 @@
       </w:rPr>
     </w:lvl>
   </w:abstractNum>
-  <w:num w:numId="1" w16cid:durableId="374043818">
+  <w:num w:numId="1" w16cid:durableId="2091610976">
     <w:abstractNumId w:val="8"/>
   </w:num>
-  <w:num w:numId="2" w16cid:durableId="321008879">
+  <w:num w:numId="2" w16cid:durableId="1508060911">
     <w:abstractNumId w:val="6"/>
   </w:num>
-  <w:num w:numId="3" w16cid:durableId="1114135240">
+  <w:num w:numId="3" w16cid:durableId="2112503216">
     <w:abstractNumId w:val="5"/>
   </w:num>
-  <w:num w:numId="4" w16cid:durableId="1827747753">
+  <w:num w:numId="4" w16cid:durableId="2084061972">
     <w:abstractNumId w:val="4"/>
   </w:num>
-  <w:num w:numId="5" w16cid:durableId="1244486793">
+  <w:num w:numId="5" w16cid:durableId="1635522854">
     <w:abstractNumId w:val="7"/>
   </w:num>
-  <w:num w:numId="6" w16cid:durableId="1507793937">
+  <w:num w:numId="6" w16cid:durableId="1163817971">
     <w:abstractNumId w:val="3"/>
   </w:num>
-  <w:num w:numId="7" w16cid:durableId="99495631">
+  <w:num w:numId="7" w16cid:durableId="1782533252">
     <w:abstractNumId w:val="2"/>
   </w:num>
-  <w:num w:numId="8" w16cid:durableId="2023048551">
+  <w:num w:numId="8" w16cid:durableId="1994403701">
     <w:abstractNumId w:val="1"/>
   </w:num>
-  <w:num w:numId="9" w16cid:durableId="1443304129">
+  <w:num w:numId="9" w16cid:durableId="1499228619">
     <w:abstractNumId w:val="0"/>
   </w:num>
 </w:numbering>
